--- a/docx/Series Seed - Variable Reference Map.docx
+++ b/docx/Series Seed - Variable Reference Map.docx
@@ -961,6 +961,128 @@
                 <w:sz w:val="20"/>
                 <w:szCs w:val="20"/>
               </w:rPr>
+              <w:t xml:space="preserve">Qualified Financing Threshold and participation level (pay-to-play, optional) *</w:t>
+            </w:r>
+          </w:p>
+        </w:tc>
+        <w:tc>
+          <w:tcPr>
+            <w:tcW w:type="dxa" w:w="2000"/>
+            <w:tcMar>
+              <w:top w:type="dxa" w:w="60"/>
+              <w:left w:type="dxa" w:w="100"/>
+              <w:bottom w:type="dxa" w:w="60"/>
+              <w:right w:type="dxa" w:w="100"/>
+            </w:tcMar>
+          </w:tcPr>
+          <w:p>
+            <w:pPr>
+              <w:spacing w:after="0" w:before="0"/>
+            </w:pPr>
+            <w:r>
+              <w:rPr>
+                <w:rFonts w:ascii="Calibri" w:cs="Calibri" w:eastAsia="Calibri" w:hAnsi="Calibri"/>
+                <w:b w:val="false"/>
+                <w:bCs w:val="false"/>
+                <w:i w:val="false"/>
+                <w:iCs w:val="false"/>
+                <w:caps w:val="false"/>
+                <w:sz w:val="20"/>
+                <w:szCs w:val="20"/>
+              </w:rPr>
+              <w:t xml:space="preserve">Participation Right</w:t>
+            </w:r>
+          </w:p>
+        </w:tc>
+        <w:tc>
+          <w:tcPr>
+            <w:tcW w:type="dxa" w:w="2560"/>
+            <w:tcMar>
+              <w:top w:type="dxa" w:w="60"/>
+              <w:left w:type="dxa" w:w="100"/>
+              <w:bottom w:type="dxa" w:w="60"/>
+              <w:right w:type="dxa" w:w="100"/>
+            </w:tcMar>
+          </w:tcPr>
+          <w:p>
+            <w:pPr>
+              <w:spacing w:after="0" w:before="0"/>
+            </w:pPr>
+            <w:r>
+              <w:rPr>
+                <w:rFonts w:ascii="Calibri" w:cs="Calibri" w:eastAsia="Calibri" w:hAnsi="Calibri"/>
+                <w:b w:val="false"/>
+                <w:bCs w:val="false"/>
+                <w:i w:val="false"/>
+                <w:iCs w:val="false"/>
+                <w:caps w:val="false"/>
+                <w:sz w:val="20"/>
+                <w:szCs w:val="20"/>
+              </w:rPr>
+              <w:t xml:space="preserve">Deal Terms: Qualified Financing Threshold; Section 5.4(e) (full share or [50]%)</w:t>
+            </w:r>
+          </w:p>
+        </w:tc>
+        <w:tc>
+          <w:tcPr>
+            <w:tcW w:type="dxa" w:w="2200"/>
+            <w:tcMar>
+              <w:top w:type="dxa" w:w="60"/>
+              <w:left w:type="dxa" w:w="100"/>
+              <w:bottom w:type="dxa" w:w="60"/>
+              <w:right w:type="dxa" w:w="100"/>
+            </w:tcMar>
+          </w:tcPr>
+          <w:p>
+            <w:pPr>
+              <w:spacing w:after="0" w:before="0"/>
+            </w:pPr>
+            <w:r>
+              <w:rPr>
+                <w:rFonts w:ascii="Calibri" w:cs="Calibri" w:eastAsia="Calibri" w:hAnsi="Calibri"/>
+                <w:b w:val="false"/>
+                <w:bCs w:val="false"/>
+                <w:i w:val="false"/>
+                <w:iCs w:val="false"/>
+                <w:caps w:val="false"/>
+                <w:sz w:val="20"/>
+                <w:szCs w:val="20"/>
+              </w:rPr>
+              <w:t xml:space="preserve">Not stated</w:t>
+            </w:r>
+          </w:p>
+        </w:tc>
+      </w:tr>
+      <w:tr>
+        <w:trPr>
+          <w:cantSplit/>
+          <w:tblHeader w:val="false"/>
+        </w:trPr>
+        <w:tc>
+          <w:tcPr>
+            <w:tcW w:type="dxa" w:w="2600"/>
+            <w:tcMar>
+              <w:top w:type="dxa" w:w="60"/>
+              <w:left w:type="dxa" w:w="100"/>
+              <w:bottom w:type="dxa" w:w="60"/>
+              <w:right w:type="dxa" w:w="100"/>
+            </w:tcMar>
+          </w:tcPr>
+          <w:p>
+            <w:pPr>
+              <w:spacing w:after="0" w:before="0"/>
+            </w:pPr>
+            <w:r>
+              <w:rPr>
+                <w:rFonts w:ascii="Calibri" w:cs="Calibri" w:eastAsia="Calibri" w:hAnsi="Calibri"/>
+                <w:b w:val="false"/>
+                <w:bCs w:val="false"/>
+                <w:i w:val="false"/>
+                <w:iCs w:val="false"/>
+                <w:caps w:val="false"/>
+                <w:sz w:val="20"/>
+                <w:szCs w:val="20"/>
+              </w:rPr>
               <w:t xml:space="preserve">Purchaser counsel expense cap *</w:t>
             </w:r>
           </w:p>
@@ -3324,6 +3446,134 @@
                 <w:szCs w:val="20"/>
               </w:rPr>
               <w:t xml:space="preserve">Investment Agreement, Section 2.5; Term Sheet, Information and Inspection Rights</w:t>
+            </w:r>
+          </w:p>
+        </w:tc>
+      </w:tr>
+      <w:tr>
+        <w:trPr>
+          <w:cantSplit/>
+          <w:tblHeader w:val="false"/>
+        </w:trPr>
+        <w:tc>
+          <w:tcPr>
+            <w:tcW w:type="dxa" w:w="3600"/>
+            <w:tcMar>
+              <w:top w:type="dxa" w:w="60"/>
+              <w:left w:type="dxa" w:w="100"/>
+              <w:bottom w:type="dxa" w:w="60"/>
+              <w:right w:type="dxa" w:w="100"/>
+            </w:tcMar>
+          </w:tcPr>
+          <w:p>
+            <w:pPr>
+              <w:spacing w:after="0" w:before="0"/>
+            </w:pPr>
+            <w:r>
+              <w:rPr>
+                <w:rFonts w:ascii="Calibri" w:cs="Calibri" w:eastAsia="Calibri" w:hAnsi="Calibri"/>
+                <w:b w:val="false"/>
+                <w:bCs w:val="false"/>
+                <w:i w:val="false"/>
+                <w:iCs w:val="false"/>
+                <w:caps w:val="false"/>
+                <w:sz w:val="20"/>
+                <w:szCs w:val="20"/>
+              </w:rPr>
+              <w:t xml:space="preserve">Pay-to-play on the participation right (Alternative 1)</w:t>
+            </w:r>
+          </w:p>
+        </w:tc>
+        <w:tc>
+          <w:tcPr>
+            <w:tcW w:type="dxa" w:w="5760"/>
+            <w:tcMar>
+              <w:top w:type="dxa" w:w="60"/>
+              <w:left w:type="dxa" w:w="100"/>
+              <w:bottom w:type="dxa" w:w="60"/>
+              <w:right w:type="dxa" w:w="100"/>
+            </w:tcMar>
+          </w:tcPr>
+          <w:p>
+            <w:pPr>
+              <w:spacing w:after="0" w:before="0"/>
+            </w:pPr>
+            <w:r>
+              <w:rPr>
+                <w:rFonts w:ascii="Calibri" w:cs="Calibri" w:eastAsia="Calibri" w:hAnsi="Calibri"/>
+                <w:b w:val="false"/>
+                <w:bCs w:val="false"/>
+                <w:i w:val="false"/>
+                <w:iCs w:val="false"/>
+                <w:caps w:val="false"/>
+                <w:sz w:val="20"/>
+                <w:szCs w:val="20"/>
+              </w:rPr>
+              <w:t xml:space="preserve">Investment Agreement, Deal Terms (Qualified Financing Threshold) and Section 5.4(e); Term Sheet, Participation Right</w:t>
+            </w:r>
+          </w:p>
+        </w:tc>
+      </w:tr>
+      <w:tr>
+        <w:trPr>
+          <w:cantSplit/>
+          <w:tblHeader w:val="false"/>
+        </w:trPr>
+        <w:tc>
+          <w:tcPr>
+            <w:tcW w:type="dxa" w:w="3600"/>
+            <w:tcMar>
+              <w:top w:type="dxa" w:w="60"/>
+              <w:left w:type="dxa" w:w="100"/>
+              <w:bottom w:type="dxa" w:w="60"/>
+              <w:right w:type="dxa" w:w="100"/>
+            </w:tcMar>
+          </w:tcPr>
+          <w:p>
+            <w:pPr>
+              <w:spacing w:after="0" w:before="0"/>
+            </w:pPr>
+            <w:r>
+              <w:rPr>
+                <w:rFonts w:ascii="Calibri" w:cs="Calibri" w:eastAsia="Calibri" w:hAnsi="Calibri"/>
+                <w:b w:val="false"/>
+                <w:bCs w:val="false"/>
+                <w:i w:val="false"/>
+                <w:iCs w:val="false"/>
+                <w:caps w:val="false"/>
+                <w:sz w:val="20"/>
+                <w:szCs w:val="20"/>
+              </w:rPr>
+              <w:t xml:space="preserve">One-round-only participation right (Alternative 2; keep one alternative or neither)</w:t>
+            </w:r>
+          </w:p>
+        </w:tc>
+        <w:tc>
+          <w:tcPr>
+            <w:tcW w:type="dxa" w:w="5760"/>
+            <w:tcMar>
+              <w:top w:type="dxa" w:w="60"/>
+              <w:left w:type="dxa" w:w="100"/>
+              <w:bottom w:type="dxa" w:w="60"/>
+              <w:right w:type="dxa" w:w="100"/>
+            </w:tcMar>
+          </w:tcPr>
+          <w:p>
+            <w:pPr>
+              <w:spacing w:after="0" w:before="0"/>
+            </w:pPr>
+            <w:r>
+              <w:rPr>
+                <w:rFonts w:ascii="Calibri" w:cs="Calibri" w:eastAsia="Calibri" w:hAnsi="Calibri"/>
+                <w:b w:val="false"/>
+                <w:bCs w:val="false"/>
+                <w:i w:val="false"/>
+                <w:iCs w:val="false"/>
+                <w:caps w:val="false"/>
+                <w:sz w:val="20"/>
+                <w:szCs w:val="20"/>
+              </w:rPr>
+              <w:t xml:space="preserve">Investment Agreement, Section 5.4(f); Term Sheet, Participation Right</w:t>
             </w:r>
           </w:p>
         </w:tc>
